--- a/Central_Superstore_Project_Report.docx
+++ b/Central_Superstore_Project_Report.docx
@@ -225,7 +225,7 @@
                 <w:sz w:val="20"/>
                 <w:szCs w:val="20"/>
               </w:rPr>
-              <w:t>SQL Server (T-SQL) + Python / pandas</w:t>
+              <w:t>SQL Server (T-SQL) + Python / pandas + Tableau</w:t>
             </w:r>
           </w:p>
         </w:tc>
@@ -275,15 +275,7 @@
                 <w:sz w:val="20"/>
                 <w:szCs w:val="20"/>
               </w:rPr>
-              <w:t>Ahmed</w:t>
-            </w:r>
-            <w:r>
-              <w:rPr>
-                <w:color w:val="000000"/>
-                <w:sz w:val="20"/>
-                <w:szCs w:val="20"/>
-              </w:rPr>
-              <w:t>Tea</w:t>
+              <w:t>AhmedTea</w:t>
             </w:r>
           </w:p>
         </w:tc>
@@ -333,7 +325,7 @@
                 <w:sz w:val="20"/>
                 <w:szCs w:val="20"/>
               </w:rPr>
-              <w:t>Data modeling, ETL pipeline, KPI reporting, business analytics</w:t>
+              <w:t>Data modeling, ETL pipeline, KPI reporting, business analytics, Tableau dashboards</w:t>
             </w:r>
           </w:p>
         </w:tc>
@@ -358,13 +350,7 @@
         <w:spacing w:after="160" w:line="276" w:lineRule="auto"/>
       </w:pPr>
       <w:r>
-        <w:t>This project turns a flat, order-line-grain retail export (the Central region of the Superstore dataset) into a small but complete data warehouse: a four-layer medallion pipeline (staging → bronze → silver → gold), a star schema with one fact table and five dimensions, KPI views and stored procedures, an 1</w:t>
-      </w:r>
-      <w:r>
-        <w:t>6</w:t>
-      </w:r>
-      <w:r>
-        <w:t>-query analytical catalog, and a business-analytics write-up covering profitability, customer behavior, and sales trends.</w:t>
+        <w:t>This project turns a flat, order-line-grain retail export (the Central region of the Superstore dataset) into a small but complete data warehouse: a four-layer medallion pipeline (staging → bronze → silver → gold), a star schema with one fact table and five dimensions, KPI views and stored procedures, a 16-query analytical catalog, a business-analytics write-up covering profitability, customer behavior, and sales trends, and four Tableau dashboards built on the gold layer.</w:t>
       </w:r>
     </w:p>
     <w:p>
@@ -373,6 +359,14 @@
       </w:pPr>
       <w:r>
         <w:t>Two genuine data-quality issues were found and fixed while building this against a live SQL Server instance rather than only in theory: a Jupyter notebook that referenced an undefined variable and assumed missing values that the actual extract does not have, and a delimiter-collision bug in the raw CSV that silently shifted sales, quantity, discount, and profit by one column for three rows. Both are documented in detail in Section 4.</w:t>
+      </w:r>
+    </w:p>
+    <w:p>
+      <w:pPr>
+        <w:spacing w:after="160" w:line="276" w:lineRule="auto"/>
+      </w:pPr>
+      <w:r>
+        <w:t xml:space="preserve">Headline result: the business earned 39,706 in profit on 501,240 in sales (a 7.9% margin), but that figure hides a sharp split. Technology generates about 85% of profit, while two states, Texas and Illinois, receive nearly all of the deep discounts and lose 38,337 between them; the other eleven states are consistently profitable, with margins between 24.7% and 36.2%. The four Tableau dashboards in Section 10 make this visible.</w:t>
       </w:r>
     </w:p>
     <w:p>
@@ -832,7 +826,7 @@
                 <w:sz w:val="20"/>
                 <w:szCs w:val="20"/>
               </w:rPr>
-              <w:t>2013 – 2015 order dates</w:t>
+              <w:t>2013 – 2016 order dates (3 Jan 2013 – 30 Dec 2016)</w:t>
             </w:r>
           </w:p>
         </w:tc>
@@ -921,7 +915,7 @@
         <w:spacing w:after="160" w:line="276" w:lineRule="auto"/>
       </w:pPr>
       <w:r>
-        <w:t>The warehouse is built in four layers, all inside superstore_data/central_superstore_data.sql:</w:t>
+        <w:t>The warehouse is built in four layers, all inside sql_dw_analytics/Datawarehouse_layers.sql:</w:t>
       </w:r>
     </w:p>
     <w:tbl>
@@ -2026,7 +2020,7 @@
         <w:spacing w:after="160" w:line="276" w:lineRule="auto"/>
       </w:pPr>
       <w:r>
-        <w:t>18 numbered, standalone queries (Section 8 of the SQL file) exercise every required technique at or beyond its minimum:</w:t>
+        <w:t>16 numbered, standalone queries (Q1–Q16 in Analytics.sql) exercise every required technique at or beyond its minimum:</w:t>
       </w:r>
     </w:p>
     <w:tbl>
@@ -2512,7 +2506,7 @@
         <w:spacing w:after="160" w:line="276" w:lineRule="auto"/>
       </w:pPr>
       <w:r>
-        <w:t>Tables sits at a structural loss in this dataset: discounting on Tables is deep enough that almost every Tables line ships at negative profit despite a high unit sales price. Binders and Paper, by contrast, carry the healthiest margins in Office Supplies and are better candidates for additional marketing or discount budget than Tables.</w:t>
+        <w:t>Profitability is concentrated in Technology: it earns 33,697 of the 39,706 total profit (19.8% margin), Office Supplies adds 8,880 (5.3%), and Furniture loses 2,871 (−1.8%). Seven of the 17 sub-categories lose money: Furnishings (−25.6% margin), Appliances (−11.2%), Tables (−9.1%), Bookcases (−8.3%), Supplies (−7.0%), Machines (−5.6%) and Binders (−1.8%). Tables is a structural problem rather than an occasional one: 49 of its 72 lines (68%) ship at a loss despite a high average sales price. The strongest margins are Labels (43.8%), Copiers (41.9%), Paper (39.9%) and Envelopes (38.3%), so Paper, not Binders, is the Office Supplies line that deserves additional marketing or discount budget. Discounting is the common driver: lines with no discount earn a 31.3% margin and 1–20% discounts still earn 12.4%, but 21–40% discounts lose 11.7% and the 456 lines discounted by more than 40% lose 135.3% of their sales (−40,793), a loss larger than the company's entire net profit. Those deep discounts are geographic: all 456 of them are in Texas and Illinois (average discount 37% and 39%), while ten of the other eleven states average under 0.1% and Michigan 0.7%.</w:t>
       </w:r>
     </w:p>
     <w:p>
@@ -2529,7 +2523,7 @@
         <w:spacing w:after="160" w:line="276" w:lineRule="auto"/>
       </w:pPr>
       <w:r>
-        <w:t>The Consumer segment has the largest customer count but not the highest average profit per customer — Corporate and Home Office customers place fewer, larger orders at a better margin. A small number of customers fall into the “At Risk (Net Loss)” tier almost entirely because of heavily discounted Furniture orders.</w:t>
+        <w:t>Customer value is polarized. Of 629 customers, 34 (5.4%) are High Value (lifetime profit of 500 or more), 361 (57.4%) are Standard, and 234 (37.2%) are At Risk because their lifetime profit is negative; their order lines lose 44,999 in total. These customers are not rare outliers: their lines carry an average discount of 38.8% against 24.0% for the dataset as a whole, and 61% of their lines are Office Supplies (27% Furniture), so the driver is deep discounting across categories rather than Furniture alone. The Consumer segment has the largest customer base (328 customers) but the lowest average profit per customer (26), while Corporate (180 customers, 104) and Home Office (121 customers, 103) are roughly four times more profitable per customer.</w:t>
       </w:r>
     </w:p>
     <w:p>
@@ -2546,7 +2540,7 @@
         <w:spacing w:after="160" w:line="276" w:lineRule="auto"/>
       </w:pPr>
       <w:r>
-        <w:t>Sales are seasonal: November and December are consistently the strongest months across the dataset's three years (year-end purchasing), with a visible trough in January and February right after. Year-over-year, total sales trend upward across 2013–2015, so the seasonal dip is cyclical rather than a sign of shrinking demand.</w:t>
+        <w:t>The data covers four years, January 2013 to December 2016. Annual sales were 103,838 (2013), 102,874 (2014), 147,429 (2015) and 147,098 (2016): a step up in 2015 followed by a plateau, not continuous growth. Profit followed a different path (540, 11,717, 19,899 and 7,551), so the margin rose from 0.5% in 2013 to 13.5% in 2015 and then fell to 5.1% in 2016 even though sales held steady. Seasonality is clear: February is the weakest month in every year (1,116 to 3,335 in sales), and November and December are above the 10,442 monthly average in all four years. In aggregate September is the single largest month (76,855), but that is driven mainly by September 2013 (34,409, including two order lines above 8,000); January is not a reliable trough (January 2016 reached 21,691).</w:t>
       </w:r>
     </w:p>
     <w:p>
@@ -2587,7 +2581,7 @@
         <w:pStyle w:val="Heading1"/>
       </w:pPr>
       <w:r>
-        <w:t>10. Conclusion</w:t>
+        <w:t>10. Tableau Visualization</w:t>
       </w:r>
     </w:p>
     <w:p>
@@ -2595,7 +2589,726 @@
         <w:spacing w:after="160" w:line="276" w:lineRule="auto"/>
       </w:pPr>
       <w:r>
-        <w:t>The result is a small data warehouse that goes beyond the minimum technical checklist in every rubric category: 11 relational tables across all four layers, a proper star schema, 18 documented analytical queries, 3 KPI views, 2 parameterized stored procedures, a real orchestrated pipeline with run logging, and a business-analytics narrative grounded in what the data actually shows rather than generic templated observations.</w:t>
+        <w:t xml:space="preserve">Tableau was used to visualize the gold layer. The workbook (dashboards/Executive_Overview.twb) connects to the superstore_dw database on SQL Server and reads gold.fact_sales joined to its five dimensions on the surrogate keys. It contains 22 worksheets arranged into four dashboards, one per business question, and a PNG export of each dashboard is stored in the same folder. Derived measures such as Profit Margin %, Loss Lines %, Avg Order Value, Profit Health, Discount Band, Customer Tier, RFM Segment and SLA Check are defined as Tableau calculated fields so the dashboards stay consistent with the SQL definitions.</w:t>
+      </w:r>
+    </w:p>
+    <w:tbl>
+      <w:tblPr>
+        <w:tblW w:w="9026" w:type="dxa"/>
+        <w:tblBorders>
+          <w:top w:val="single" w:sz="4" w:space="0" w:color="auto"/>
+          <w:left w:val="single" w:sz="4" w:space="0" w:color="auto"/>
+          <w:bottom w:val="single" w:sz="4" w:space="0" w:color="auto"/>
+          <w:right w:val="single" w:sz="4" w:space="0" w:color="auto"/>
+          <w:insideH w:val="single" w:sz="4" w:space="0" w:color="auto"/>
+          <w:insideV w:val="single" w:sz="4" w:space="0" w:color="auto"/>
+        </w:tblBorders>
+        <w:tblLayout w:type="fixed"/>
+        <w:tblCellMar>
+          <w:left w:w="10" w:type="dxa"/>
+          <w:right w:w="10" w:type="dxa"/>
+        </w:tblCellMar>
+        <w:tblLook w:val="04A0" w:firstRow="1" w:lastRow="0" w:firstColumn="1" w:lastColumn="0" w:noHBand="0" w:noVBand="1"/>
+      </w:tblPr>
+      <w:tblGrid>
+        <w:gridCol w:w="2300"/>
+        <w:gridCol w:w="3700"/>
+        <w:gridCol w:w="3026"/>
+      </w:tblGrid>
+      <w:tr>
+        <w:trPr>
+          <w:cantSplit/>
+          <w:tblHeader/>
+        </w:trPr>
+        <w:tc>
+          <w:tcPr>
+            <w:tcW w:w="2300" w:type="dxa"/>
+            <w:shd w:val="clear" w:color="auto" w:fill="1F3864"/>
+            <w:tcMar>
+              <w:top w:w="80" w:type="dxa"/>
+              <w:left w:w="120" w:type="dxa"/>
+              <w:bottom w:w="80" w:type="dxa"/>
+              <w:right w:w="120" w:type="dxa"/>
+            </w:tcMar>
+          </w:tcPr>
+          <w:p>
+            <w:r>
+              <w:rPr>
+                <w:b/>
+                <w:bCs/>
+                <w:color w:val="FFFFFF"/>
+                <w:sz w:val="20"/>
+                <w:szCs w:val="20"/>
+              </w:rPr>
+              <w:t xml:space="preserve">Dashboard</w:t>
+            </w:r>
+          </w:p>
+        </w:tc>
+        <w:tc>
+          <w:tcPr>
+            <w:tcW w:w="3700" w:type="dxa"/>
+            <w:shd w:val="clear" w:color="auto" w:fill="1F3864"/>
+            <w:tcMar>
+              <w:top w:w="80" w:type="dxa"/>
+              <w:left w:w="120" w:type="dxa"/>
+              <w:bottom w:w="80" w:type="dxa"/>
+              <w:right w:w="120" w:type="dxa"/>
+            </w:tcMar>
+          </w:tcPr>
+          <w:p>
+            <w:r>
+              <w:rPr>
+                <w:b/>
+                <w:bCs/>
+                <w:color w:val="FFFFFF"/>
+                <w:sz w:val="20"/>
+                <w:szCs w:val="20"/>
+              </w:rPr>
+              <w:t xml:space="preserve">Business question</w:t>
+            </w:r>
+          </w:p>
+        </w:tc>
+        <w:tc>
+          <w:tcPr>
+            <w:tcW w:w="3026" w:type="dxa"/>
+            <w:shd w:val="clear" w:color="auto" w:fill="1F3864"/>
+            <w:tcMar>
+              <w:top w:w="80" w:type="dxa"/>
+              <w:left w:w="120" w:type="dxa"/>
+              <w:bottom w:w="80" w:type="dxa"/>
+              <w:right w:w="120" w:type="dxa"/>
+            </w:tcMar>
+          </w:tcPr>
+          <w:p>
+            <w:r>
+              <w:rPr>
+                <w:b/>
+                <w:bCs/>
+                <w:color w:val="FFFFFF"/>
+                <w:sz w:val="20"/>
+                <w:szCs w:val="20"/>
+              </w:rPr>
+              <w:t xml:space="preserve">SQL source</w:t>
+            </w:r>
+          </w:p>
+        </w:tc>
+      </w:tr>
+      <w:tr>
+        <w:trPr>
+          <w:cantSplit/>
+        </w:trPr>
+        <w:tc>
+          <w:tcPr>
+            <w:tcW w:w="2300" w:type="dxa"/>
+            <w:tcMar>
+              <w:top w:w="80" w:type="dxa"/>
+              <w:left w:w="120" w:type="dxa"/>
+              <w:bottom w:w="80" w:type="dxa"/>
+              <w:right w:w="120" w:type="dxa"/>
+            </w:tcMar>
+          </w:tcPr>
+          <w:p>
+            <w:r>
+              <w:rPr>
+                <w:color w:val="000000"/>
+                <w:sz w:val="20"/>
+                <w:szCs w:val="20"/>
+              </w:rPr>
+              <w:t xml:space="preserve">D1 – Executive Overview</w:t>
+            </w:r>
+          </w:p>
+        </w:tc>
+        <w:tc>
+          <w:tcPr>
+            <w:tcW w:w="3700" w:type="dxa"/>
+            <w:tcMar>
+              <w:top w:w="80" w:type="dxa"/>
+              <w:left w:w="120" w:type="dxa"/>
+              <w:bottom w:w="80" w:type="dxa"/>
+              <w:right w:w="120" w:type="dxa"/>
+            </w:tcMar>
+          </w:tcPr>
+          <w:p>
+            <w:r>
+              <w:rPr>
+                <w:color w:val="000000"/>
+                <w:sz w:val="20"/>
+                <w:szCs w:val="20"/>
+              </w:rPr>
+              <w:t xml:space="preserve">How are sales and profit trending, and when is demand strongest?</w:t>
+            </w:r>
+          </w:p>
+        </w:tc>
+        <w:tc>
+          <w:tcPr>
+            <w:tcW w:w="3026" w:type="dxa"/>
+            <w:tcMar>
+              <w:top w:w="80" w:type="dxa"/>
+              <w:left w:w="120" w:type="dxa"/>
+              <w:bottom w:w="80" w:type="dxa"/>
+              <w:right w:w="120" w:type="dxa"/>
+            </w:tcMar>
+          </w:tcPr>
+          <w:p>
+            <w:r>
+              <w:rPr>
+                <w:color w:val="000000"/>
+                <w:sz w:val="20"/>
+                <w:szCs w:val="20"/>
+              </w:rPr>
+              <w:t xml:space="preserve">Q6, Q16 and vw_monthly_sales_kpi</w:t>
+            </w:r>
+          </w:p>
+        </w:tc>
+      </w:tr>
+      <w:tr>
+        <w:trPr>
+          <w:cantSplit/>
+        </w:trPr>
+        <w:tc>
+          <w:tcPr>
+            <w:tcW w:w="2300" w:type="dxa"/>
+            <w:tcMar>
+              <w:top w:w="80" w:type="dxa"/>
+              <w:left w:w="120" w:type="dxa"/>
+              <w:bottom w:w="80" w:type="dxa"/>
+              <w:right w:w="120" w:type="dxa"/>
+            </w:tcMar>
+          </w:tcPr>
+          <w:p>
+            <w:r>
+              <w:rPr>
+                <w:color w:val="000000"/>
+                <w:sz w:val="20"/>
+                <w:szCs w:val="20"/>
+              </w:rPr>
+              <w:t xml:space="preserve">D2 – Profitability</w:t>
+            </w:r>
+          </w:p>
+        </w:tc>
+        <w:tc>
+          <w:tcPr>
+            <w:tcW w:w="3700" w:type="dxa"/>
+            <w:tcMar>
+              <w:top w:w="80" w:type="dxa"/>
+              <w:left w:w="120" w:type="dxa"/>
+              <w:bottom w:w="80" w:type="dxa"/>
+              <w:right w:w="120" w:type="dxa"/>
+            </w:tcMar>
+          </w:tcPr>
+          <w:p>
+            <w:r>
+              <w:rPr>
+                <w:color w:val="000000"/>
+                <w:sz w:val="20"/>
+                <w:szCs w:val="20"/>
+              </w:rPr>
+              <w:t xml:space="preserve">Where are we losing money, and what role does discounting play?</w:t>
+            </w:r>
+          </w:p>
+        </w:tc>
+        <w:tc>
+          <w:tcPr>
+            <w:tcW w:w="3026" w:type="dxa"/>
+            <w:tcMar>
+              <w:top w:w="80" w:type="dxa"/>
+              <w:left w:w="120" w:type="dxa"/>
+              <w:bottom w:w="80" w:type="dxa"/>
+              <w:right w:w="120" w:type="dxa"/>
+            </w:tcMar>
+          </w:tcPr>
+          <w:p>
+            <w:r>
+              <w:rPr>
+                <w:color w:val="000000"/>
+                <w:sz w:val="20"/>
+                <w:szCs w:val="20"/>
+              </w:rPr>
+              <w:t xml:space="preserve">Q3, Q8, Q11, Q14 and vw_product_performance</w:t>
+            </w:r>
+          </w:p>
+        </w:tc>
+      </w:tr>
+      <w:tr>
+        <w:trPr>
+          <w:cantSplit/>
+        </w:trPr>
+        <w:tc>
+          <w:tcPr>
+            <w:tcW w:w="2300" w:type="dxa"/>
+            <w:tcMar>
+              <w:top w:w="80" w:type="dxa"/>
+              <w:left w:w="120" w:type="dxa"/>
+              <w:bottom w:w="80" w:type="dxa"/>
+              <w:right w:w="120" w:type="dxa"/>
+            </w:tcMar>
+          </w:tcPr>
+          <w:p>
+            <w:r>
+              <w:rPr>
+                <w:color w:val="000000"/>
+                <w:sz w:val="20"/>
+                <w:szCs w:val="20"/>
+              </w:rPr>
+              <w:t xml:space="preserve">D3 – Customer Analysis</w:t>
+            </w:r>
+          </w:p>
+        </w:tc>
+        <w:tc>
+          <w:tcPr>
+            <w:tcW w:w="3700" w:type="dxa"/>
+            <w:tcMar>
+              <w:top w:w="80" w:type="dxa"/>
+              <w:left w:w="120" w:type="dxa"/>
+              <w:bottom w:w="80" w:type="dxa"/>
+              <w:right w:w="120" w:type="dxa"/>
+            </w:tcMar>
+          </w:tcPr>
+          <w:p>
+            <w:r>
+              <w:rPr>
+                <w:color w:val="000000"/>
+                <w:sz w:val="20"/>
+                <w:szCs w:val="20"/>
+              </w:rPr>
+              <w:t xml:space="preserve">Who are the most and least valuable customers?</w:t>
+            </w:r>
+          </w:p>
+        </w:tc>
+        <w:tc>
+          <w:tcPr>
+            <w:tcW w:w="3026" w:type="dxa"/>
+            <w:tcMar>
+              <w:top w:w="80" w:type="dxa"/>
+              <w:left w:w="120" w:type="dxa"/>
+              <w:bottom w:w="80" w:type="dxa"/>
+              <w:right w:w="120" w:type="dxa"/>
+            </w:tcMar>
+          </w:tcPr>
+          <w:p>
+            <w:r>
+              <w:rPr>
+                <w:color w:val="000000"/>
+                <w:sz w:val="20"/>
+                <w:szCs w:val="20"/>
+              </w:rPr>
+              <w:t xml:space="preserve">Q4, Q7 and vw_customer_profitability</w:t>
+            </w:r>
+          </w:p>
+        </w:tc>
+      </w:tr>
+      <w:tr>
+        <w:trPr>
+          <w:cantSplit/>
+        </w:trPr>
+        <w:tc>
+          <w:tcPr>
+            <w:tcW w:w="2300" w:type="dxa"/>
+            <w:tcMar>
+              <w:top w:w="80" w:type="dxa"/>
+              <w:left w:w="120" w:type="dxa"/>
+              <w:bottom w:w="80" w:type="dxa"/>
+              <w:right w:w="120" w:type="dxa"/>
+            </w:tcMar>
+          </w:tcPr>
+          <w:p>
+            <w:r>
+              <w:rPr>
+                <w:color w:val="000000"/>
+                <w:sz w:val="20"/>
+                <w:szCs w:val="20"/>
+              </w:rPr>
+              <w:t xml:space="preserve">D4 – Operations &amp; Geography</w:t>
+            </w:r>
+          </w:p>
+        </w:tc>
+        <w:tc>
+          <w:tcPr>
+            <w:tcW w:w="3700" w:type="dxa"/>
+            <w:tcMar>
+              <w:top w:w="80" w:type="dxa"/>
+              <w:left w:w="120" w:type="dxa"/>
+              <w:bottom w:w="80" w:type="dxa"/>
+              <w:right w:w="120" w:type="dxa"/>
+            </w:tcMar>
+          </w:tcPr>
+          <w:p>
+            <w:r>
+              <w:rPr>
+                <w:color w:val="000000"/>
+                <w:sz w:val="20"/>
+                <w:szCs w:val="20"/>
+              </w:rPr>
+              <w:t xml:space="preserve">Which states are profitable, and does shipping meet its promise?</w:t>
+            </w:r>
+          </w:p>
+        </w:tc>
+        <w:tc>
+          <w:tcPr>
+            <w:tcW w:w="3026" w:type="dxa"/>
+            <w:tcMar>
+              <w:top w:w="80" w:type="dxa"/>
+              <w:left w:w="120" w:type="dxa"/>
+              <w:bottom w:w="80" w:type="dxa"/>
+              <w:right w:w="120" w:type="dxa"/>
+            </w:tcMar>
+          </w:tcPr>
+          <w:p>
+            <w:r>
+              <w:rPr>
+                <w:color w:val="000000"/>
+                <w:sz w:val="20"/>
+                <w:szCs w:val="20"/>
+              </w:rPr>
+              <w:t xml:space="preserve">Q12, Q13</w:t>
+            </w:r>
+          </w:p>
+        </w:tc>
+      </w:tr>
+    </w:tbl>
+    <w:p>
+      <w:pPr>
+        <w:spacing w:after="160" w:line="276" w:lineRule="auto"/>
+      </w:pPr>
+      <w:r>
+        <w:t xml:space="preserve"/>
+      </w:r>
+    </w:p>
+    <w:p>
+      <w:pPr>
+        <w:pStyle w:val="Heading2"/>
+        <w:pageBreakBefore/>
+        <w:spacing w:before="280" w:after="140"/>
+      </w:pPr>
+      <w:r>
+        <w:t>10.1 Dashboard 1 – Executive Overview</w:t>
+      </w:r>
+    </w:p>
+    <w:p>
+      <w:pPr>
+        <w:spacing w:after="160" w:line="276" w:lineRule="auto"/>
+      </w:pPr>
+      <w:r>
+        <w:t xml:space="preserve">The KPI strip reports 501,240 in sales, 39,706 in profit (a 7.9% margin), 1,175 orders, an average order value of 427 and a loss-line rate of 31.9% (741 of 2,323 order lines are sold at a loss). The monthly trend and seasonality views show the 2015 step-up in sales, the September 2013 spike and the consistent February trough described in Section 8.3. The month-over-month chart is dominated by two extreme bounces, about +1,040% in September 2013 and +1,080% in March 2015, which are recoveries from very weak prior months rather than structural growth. Weekend orders carry a slightly higher average order value (about 445) than weekday orders (about 420).</w:t>
+      </w:r>
+    </w:p>
+    <w:p>
+      <w:pPr>
+        <w:keepNext/>
+        <w:spacing w:before="120" w:after="60"/>
+        <w:jc w:val="center"/>
+      </w:pPr>
+      <w:r>
+        <w:drawing>
+          <wp:inline distT="0" distB="0" distL="0" distR="0">
+            <wp:extent cx="5731510" cy="4168370"/>
+            <wp:docPr id="1001" name="Executive_Overview.png" descr="Dashboard 1 - Executive Overview"/>
+            <wp:cNvGraphicFramePr>
+              <a:graphicFrameLocks xmlns:a="http://schemas.openxmlformats.org/drawingml/2006/main" noChangeAspect="1"/>
+            </wp:cNvGraphicFramePr>
+            <a:graphic xmlns:a="http://schemas.openxmlformats.org/drawingml/2006/main">
+              <a:graphicData uri="http://schemas.openxmlformats.org/drawingml/2006/picture">
+                <pic:pic xmlns:pic="http://schemas.openxmlformats.org/drawingml/2006/picture">
+                  <pic:nvPicPr>
+                    <pic:cNvPr id="1001" name="Executive_Overview.png"/>
+                    <pic:cNvPicPr/>
+                  </pic:nvPicPr>
+                  <pic:blipFill>
+                    <a:blip r:embed="rId9001"/>
+                    <a:stretch>
+                      <a:fillRect/>
+                    </a:stretch>
+                  </pic:blipFill>
+                  <pic:spPr>
+                    <a:xfrm>
+                      <a:off x="0" y="0"/>
+                      <a:ext cx="5731510" cy="4168370"/>
+                    </a:xfrm>
+                    <a:prstGeom prst="rect">
+                      <a:avLst/>
+                    </a:prstGeom>
+                  </pic:spPr>
+                </pic:pic>
+              </a:graphicData>
+            </a:graphic>
+          </wp:inline>
+        </w:drawing>
+      </w:r>
+    </w:p>
+    <w:p>
+      <w:pPr>
+        <w:spacing w:before="60" w:after="200"/>
+        <w:jc w:val="center"/>
+      </w:pPr>
+      <w:r>
+        <w:rPr>
+          <w:i/>
+          <w:iCs/>
+          <w:sz w:val="18"/>
+          <w:szCs w:val="18"/>
+        </w:rPr>
+        <w:t>Figure 1. Dashboard 1 – Executive Overview</w:t>
+      </w:r>
+    </w:p>
+    <w:p>
+      <w:pPr>
+        <w:pStyle w:val="Heading2"/>
+        <w:pageBreakBefore/>
+        <w:spacing w:before="280" w:after="140"/>
+      </w:pPr>
+      <w:r>
+        <w:t>10.2 Dashboard 2 – Profitability</w:t>
+      </w:r>
+    </w:p>
+    <w:p>
+      <w:pPr>
+        <w:spacing w:after="160" w:line="276" w:lineRule="auto"/>
+      </w:pPr>
+      <w:r>
+        <w:t xml:space="preserve">Seven sub-categories have negative margins, led by Furnishings (−25.6%), and the Furniture category as a whole loses 2,871 while Technology earns 33,697. The Canon imageCLASS 2200 Advanced Copier is the most profitable single product (8,400), while the GBC DocuBind P400 Electric Binding System is the largest loss maker (−3,049). The profit-health split shows 31.9% of lines at a loss, 9.9% at thin margin and 58.2% healthy. The clearest result is the discount curve: margin falls from 31.3% with no discount to 12.4% at 1–20%, −11.7% at 21–40% and −135.3% above 40%.</w:t>
+      </w:r>
+    </w:p>
+    <w:p>
+      <w:pPr>
+        <w:keepNext/>
+        <w:spacing w:before="120" w:after="60"/>
+        <w:jc w:val="center"/>
+      </w:pPr>
+      <w:r>
+        <w:drawing>
+          <wp:inline distT="0" distB="0" distL="0" distR="0">
+            <wp:extent cx="5000000" cy="6111111"/>
+            <wp:docPr id="1002" name="D2-Profitability.png" descr="Dashboard 2 - Profitability"/>
+            <wp:cNvGraphicFramePr>
+              <a:graphicFrameLocks xmlns:a="http://schemas.openxmlformats.org/drawingml/2006/main" noChangeAspect="1"/>
+            </wp:cNvGraphicFramePr>
+            <a:graphic xmlns:a="http://schemas.openxmlformats.org/drawingml/2006/main">
+              <a:graphicData uri="http://schemas.openxmlformats.org/drawingml/2006/picture">
+                <pic:pic xmlns:pic="http://schemas.openxmlformats.org/drawingml/2006/picture">
+                  <pic:nvPicPr>
+                    <pic:cNvPr id="1002" name="D2-Profitability.png"/>
+                    <pic:cNvPicPr/>
+                  </pic:nvPicPr>
+                  <pic:blipFill>
+                    <a:blip r:embed="rId9002"/>
+                    <a:stretch>
+                      <a:fillRect/>
+                    </a:stretch>
+                  </pic:blipFill>
+                  <pic:spPr>
+                    <a:xfrm>
+                      <a:off x="0" y="0"/>
+                      <a:ext cx="5000000" cy="6111111"/>
+                    </a:xfrm>
+                    <a:prstGeom prst="rect">
+                      <a:avLst/>
+                    </a:prstGeom>
+                  </pic:spPr>
+                </pic:pic>
+              </a:graphicData>
+            </a:graphic>
+          </wp:inline>
+        </w:drawing>
+      </w:r>
+    </w:p>
+    <w:p>
+      <w:pPr>
+        <w:spacing w:before="60" w:after="200"/>
+        <w:jc w:val="center"/>
+      </w:pPr>
+      <w:r>
+        <w:rPr>
+          <w:i/>
+          <w:iCs/>
+          <w:sz w:val="18"/>
+          <w:szCs w:val="18"/>
+        </w:rPr>
+        <w:t>Figure 2. Dashboard 2 – Profitability</w:t>
+      </w:r>
+    </w:p>
+    <w:p>
+      <w:pPr>
+        <w:pStyle w:val="Heading2"/>
+        <w:pageBreakBefore/>
+        <w:spacing w:before="280" w:after="140"/>
+      </w:pPr>
+      <w:r>
+        <w:t>10.3 Dashboard 3 – Customer Analysis</w:t>
+      </w:r>
+    </w:p>
+    <w:p>
+      <w:pPr>
+        <w:spacing w:after="160" w:line="276" w:lineRule="auto"/>
+      </w:pPr>
+      <w:r>
+        <w:t xml:space="preserve">The 629 customers split into 34 High Value, 361 Standard and 234 At Risk (Net Loss) customers; the At Risk share of 37% is the KPI that most deserves management attention. Average profit per customer is 26 for Consumer against 104 for Corporate and 103 for Home Office. The largest customer, Tamara Chand, generated 18,437 in sales and 8,745 in profit, while several large accounts (for example Becky Martin, with 10,540 in sales) are net-loss customers, so sales volume alone does not identify valuable customers. The RFM view classifies customers into Champions, Cooling Down, Lost and loyal-but-inactive groups for retention targeting.</w:t>
+      </w:r>
+    </w:p>
+    <w:p>
+      <w:pPr>
+        <w:keepNext/>
+        <w:spacing w:before="120" w:after="60"/>
+        <w:jc w:val="center"/>
+      </w:pPr>
+      <w:r>
+        <w:drawing>
+          <wp:inline distT="0" distB="0" distL="0" distR="0">
+            <wp:extent cx="5000000" cy="5500000"/>
+            <wp:docPr id="1003" name="D3-Customer_Analysis.png" descr="Dashboard 3 - Customer Analysis"/>
+            <wp:cNvGraphicFramePr>
+              <a:graphicFrameLocks xmlns:a="http://schemas.openxmlformats.org/drawingml/2006/main" noChangeAspect="1"/>
+            </wp:cNvGraphicFramePr>
+            <a:graphic xmlns:a="http://schemas.openxmlformats.org/drawingml/2006/main">
+              <a:graphicData uri="http://schemas.openxmlformats.org/drawingml/2006/picture">
+                <pic:pic xmlns:pic="http://schemas.openxmlformats.org/drawingml/2006/picture">
+                  <pic:nvPicPr>
+                    <pic:cNvPr id="1003" name="D3-Customer_Analysis.png"/>
+                    <pic:cNvPicPr/>
+                  </pic:nvPicPr>
+                  <pic:blipFill>
+                    <a:blip r:embed="rId9003"/>
+                    <a:stretch>
+                      <a:fillRect/>
+                    </a:stretch>
+                  </pic:blipFill>
+                  <pic:spPr>
+                    <a:xfrm>
+                      <a:off x="0" y="0"/>
+                      <a:ext cx="5000000" cy="5500000"/>
+                    </a:xfrm>
+                    <a:prstGeom prst="rect">
+                      <a:avLst/>
+                    </a:prstGeom>
+                  </pic:spPr>
+                </pic:pic>
+              </a:graphicData>
+            </a:graphic>
+          </wp:inline>
+        </w:drawing>
+      </w:r>
+    </w:p>
+    <w:p>
+      <w:pPr>
+        <w:spacing w:before="60" w:after="200"/>
+        <w:jc w:val="center"/>
+      </w:pPr>
+      <w:r>
+        <w:rPr>
+          <w:i/>
+          <w:iCs/>
+          <w:sz w:val="18"/>
+          <w:szCs w:val="18"/>
+        </w:rPr>
+        <w:t>Figure 3. Dashboard 3 – Customer Analysis</w:t>
+      </w:r>
+    </w:p>
+    <w:p>
+      <w:pPr>
+        <w:pStyle w:val="Heading2"/>
+        <w:pageBreakBefore/>
+        <w:spacing w:before="280" w:after="140"/>
+      </w:pPr>
+      <w:r>
+        <w:t>10.4 Dashboard 4 – Operations &amp; Geography</w:t>
+      </w:r>
+    </w:p>
+    <w:p>
+      <w:pPr>
+        <w:spacing w:after="160" w:line="276" w:lineRule="auto"/>
+      </w:pPr>
+      <w:r>
+        <w:t xml:space="preserve">Geography explains most of the profit problem. Texas (sales 170,188, profit −25,729, margin −15.1%) and Illinois (sales 80,166, profit −12,608, margin −15.7%) together lose 38,337, while the other eleven states are all profitable with margins between 24.7% and 36.2%; Michigan is the largest contributor at 24,463. The cause is discounting: all 456 lines discounted by more than 40% sit in these two states, whose average discount is 37% and 39%, against under 0.1% in ten of the other states. On shipping, average delivery time is 0.03 days for Same Day, 2.32 for First Class, 3.33 for Second Class and 4.99 for Standard Class, so every ship mode meets the thresholds tested in Q12. Standard Class carries 61% of orders and 64% of sales, and margin by ship mode ranges only from 6.3% (First Class) to 8.8% (Second Class).</w:t>
+      </w:r>
+    </w:p>
+    <w:p>
+      <w:pPr>
+        <w:keepNext/>
+        <w:spacing w:before="120" w:after="60"/>
+        <w:jc w:val="center"/>
+      </w:pPr>
+      <w:r>
+        <w:drawing>
+          <wp:inline distT="0" distB="0" distL="0" distR="0">
+            <wp:extent cx="5731510" cy="4776258"/>
+            <wp:docPr id="1004" name="D4-Operations_Geography.png" descr="Dashboard 4 - Operations and Geography"/>
+            <wp:cNvGraphicFramePr>
+              <a:graphicFrameLocks xmlns:a="http://schemas.openxmlformats.org/drawingml/2006/main" noChangeAspect="1"/>
+            </wp:cNvGraphicFramePr>
+            <a:graphic xmlns:a="http://schemas.openxmlformats.org/drawingml/2006/main">
+              <a:graphicData uri="http://schemas.openxmlformats.org/drawingml/2006/picture">
+                <pic:pic xmlns:pic="http://schemas.openxmlformats.org/drawingml/2006/picture">
+                  <pic:nvPicPr>
+                    <pic:cNvPr id="1004" name="D4-Operations_Geography.png"/>
+                    <pic:cNvPicPr/>
+                  </pic:nvPicPr>
+                  <pic:blipFill>
+                    <a:blip r:embed="rId9004"/>
+                    <a:stretch>
+                      <a:fillRect/>
+                    </a:stretch>
+                  </pic:blipFill>
+                  <pic:spPr>
+                    <a:xfrm>
+                      <a:off x="0" y="0"/>
+                      <a:ext cx="5731510" cy="4776258"/>
+                    </a:xfrm>
+                    <a:prstGeom prst="rect">
+                      <a:avLst/>
+                    </a:prstGeom>
+                  </pic:spPr>
+                </pic:pic>
+              </a:graphicData>
+            </a:graphic>
+          </wp:inline>
+        </w:drawing>
+      </w:r>
+    </w:p>
+    <w:p>
+      <w:pPr>
+        <w:spacing w:before="60" w:after="200"/>
+        <w:jc w:val="center"/>
+      </w:pPr>
+      <w:r>
+        <w:rPr>
+          <w:i/>
+          <w:iCs/>
+          <w:sz w:val="18"/>
+          <w:szCs w:val="18"/>
+        </w:rPr>
+        <w:t>Figure 4. Dashboard 4 – Operations &amp; Geography</w:t>
+      </w:r>
+    </w:p>
+    <w:p>
+      <w:pPr>
+        <w:pStyle w:val="Heading2"/>
+        <w:spacing w:before="280" w:after="140"/>
+      </w:pPr>
+      <w:r>
+        <w:t>10.5 Validation</w:t>
+      </w:r>
+    </w:p>
+    <w:p>
+      <w:pPr>
+        <w:spacing w:after="160" w:line="276" w:lineRule="auto"/>
+      </w:pPr>
+      <w:r>
+        <w:t xml:space="preserve">Every headline figure on the dashboards was recomputed independently from Central_Superstore.csv with pandas and matches: 501,240 total sales, 39,706 total profit (7.92% margin), 1,175 orders, 629 customers, an average order value of 427, 31.9% loss lines, 234 At Risk customers (37.2%), Texas profit of −25,729 and Illinois profit of −12,608. The Section 8 narrative above was re-checked against the same recomputation.</w:t>
+      </w:r>
+    </w:p>
+    <w:p>
+      <w:pPr>
+        <w:pStyle w:val="Heading1"/>
+      </w:pPr>
+      <w:r>
+        <w:t>11. Conclusion</w:t>
+      </w:r>
+    </w:p>
+    <w:p>
+      <w:pPr>
+        <w:spacing w:after="160" w:line="276" w:lineRule="auto"/>
+      </w:pPr>
+      <w:r>
+        <w:t>The result is a small data warehouse that goes beyond the minimum technical checklist in every rubric category: 11 relational tables across all four layers, a proper star schema, 16 documented analytical queries, 3 KPI views, 2 parameterized stored procedures, a real orchestrated pipeline with run logging, a four-dashboard Tableau workbook, and a business-analytics narrative grounded in what the data actually shows rather than generic templated observations.</w:t>
       </w:r>
     </w:p>
     <w:sectPr>
